--- a/Document/App smart assignment 1.0.docx
+++ b/Document/App smart assignment 1.0.docx
@@ -6,7 +6,7 @@
       <w:pPr>
         <w:jc w:val="center"/>
         <w:rPr>
-          <w:rFonts w:ascii="TH Sarabun New" w:eastAsia="TH Sarabun PSK" w:hAnsi="TH Sarabun New" w:cs="TH Sarabun New"/>
+          <w:rFonts w:ascii="TH Sarabun New" w:eastAsia="TH Sarabun PSK" w:hAnsi="TH Sarabun New" w:cs="TH Sarabun New" w:hint="cs"/>
           <w:b/>
           <w:bCs/>
           <w:color w:val="000000"/>
@@ -140,7 +140,13 @@
         <w:rPr>
           <w:rFonts w:ascii="TH Sarabun New" w:eastAsia="TH Sarabun PSK" w:hAnsi="TH Sarabun New" w:cs="TH Sarabun New"/>
         </w:rPr>
-        <w:t xml:space="preserve">Smart Assignment </w:t>
+        <w:t xml:space="preserve">Smart </w:t>
+      </w:r>
+      <w:r>
+        <w:rPr>
+          <w:rFonts w:ascii="TH Sarabun New" w:eastAsia="TH Sarabun PSK" w:hAnsi="TH Sarabun New" w:cs="TH Sarabun New"/>
+        </w:rPr>
+        <w:t xml:space="preserve">Assignment </w:t>
       </w:r>
       <w:r>
         <w:rPr>
@@ -183,7 +189,21 @@
           <w:rFonts w:ascii="TH Sarabun New" w:eastAsia="TH Sarabun PSK" w:hAnsi="TH Sarabun New" w:cs="TH Sarabun New"/>
           <w:cs/>
         </w:rPr>
-        <w:t xml:space="preserve">พนักงานได้รับข้อมูลงานและแจ้งเตือนผ่านแอพพลิเคชันได้ตลอด </w:t>
+        <w:t>พนักงาน</w:t>
+      </w:r>
+      <w:r>
+        <w:rPr>
+          <w:rFonts w:ascii="TH Sarabun New" w:eastAsia="TH Sarabun PSK" w:hAnsi="TH Sarabun New" w:cs="TH Sarabun New" w:hint="cs"/>
+          <w:cs/>
+        </w:rPr>
+        <w:t>เห็น</w:t>
+      </w:r>
+      <w:r>
+        <w:rPr>
+          <w:rFonts w:ascii="TH Sarabun New" w:eastAsia="TH Sarabun PSK" w:hAnsi="TH Sarabun New" w:cs="TH Sarabun New"/>
+          <w:cs/>
+        </w:rPr>
+        <w:t xml:space="preserve">ข้อมูลงานผ่านแอพพลิเคชันได้ตลอด </w:t>
       </w:r>
       <w:r>
         <w:rPr>
@@ -217,7 +237,21 @@
           <w:rFonts w:ascii="TH Sarabun New" w:eastAsia="TH Sarabun PSK" w:hAnsi="TH Sarabun New" w:cs="TH Sarabun New"/>
           <w:cs/>
         </w:rPr>
-        <w:t>ระบบสามารถจำแนกรายละเอียดงานตามหมวดหมู่ (</w:t>
+        <w:t>ระบบสามารถจำแนกรายละเอียดงานตาม</w:t>
+      </w:r>
+      <w:r>
+        <w:rPr>
+          <w:rFonts w:ascii="TH Sarabun New" w:eastAsia="TH Sarabun PSK" w:hAnsi="TH Sarabun New" w:cs="TH Sarabun New" w:hint="cs"/>
+          <w:cs/>
+        </w:rPr>
+        <w:t>แผนก</w:t>
+      </w:r>
+      <w:r>
+        <w:rPr>
+          <w:rFonts w:ascii="TH Sarabun New" w:eastAsia="TH Sarabun PSK" w:hAnsi="TH Sarabun New" w:cs="TH Sarabun New"/>
+          <w:cs/>
+        </w:rPr>
+        <w:t xml:space="preserve"> (</w:t>
       </w:r>
       <w:r>
         <w:rPr>
@@ -356,7 +390,6 @@
         <w:t xml:space="preserve"> </w:t>
       </w:r>
       <w:proofErr w:type="spellStart"/>
-      <w:proofErr w:type="gramStart"/>
       <w:r>
         <w:rPr>
           <w:rFonts w:ascii="TH Sarabun New" w:eastAsia="TH Sarabun PSK" w:hAnsi="TH Sarabun New" w:cs="TH Sarabun New"/>
@@ -381,7 +414,6 @@
         <w:t>โดยมีเป้าหมายดังต่อไปนี้</w:t>
       </w:r>
       <w:proofErr w:type="spellEnd"/>
-      <w:proofErr w:type="gramEnd"/>
     </w:p>
     <w:p>
       <w:pPr>
@@ -409,23 +441,7 @@
           <w:rFonts w:ascii="TH Sarabun New" w:eastAsia="TH Sarabun PSK" w:hAnsi="TH Sarabun New" w:cs="TH Sarabun New"/>
           <w:color w:val="000000"/>
         </w:rPr>
-        <w:t xml:space="preserve"> </w:t>
-      </w:r>
-      <w:proofErr w:type="gramStart"/>
-      <w:r>
-        <w:rPr>
-          <w:rFonts w:ascii="TH Sarabun New" w:eastAsia="TH Sarabun PSK" w:hAnsi="TH Sarabun New" w:cs="TH Sarabun New"/>
-          <w:color w:val="000000"/>
-        </w:rPr>
-        <w:t>Multi-Tenant</w:t>
-      </w:r>
-      <w:proofErr w:type="gramEnd"/>
-      <w:r>
-        <w:rPr>
-          <w:rFonts w:ascii="TH Sarabun New" w:eastAsia="TH Sarabun PSK" w:hAnsi="TH Sarabun New" w:cs="TH Sarabun New"/>
-          <w:color w:val="000000"/>
-        </w:rPr>
-        <w:t xml:space="preserve"> </w:t>
+        <w:t xml:space="preserve"> Multi-Tenant </w:t>
       </w:r>
       <w:proofErr w:type="spellStart"/>
       <w:r>
@@ -676,21 +692,27 @@
         </w:rPr>
         <w:t xml:space="preserve">จากปัญหาและความต้องการของระบบ  ดำเนินการพัฒนาแอพพลิเคชัน </w:t>
       </w:r>
-      <w:proofErr w:type="spellStart"/>
-      <w:r>
-        <w:rPr>
-          <w:rFonts w:ascii="TH Sarabun New" w:eastAsia="TH Sarabun PSK" w:hAnsi="TH Sarabun New" w:cs="TH Sarabun New"/>
-          <w:color w:val="000000"/>
-        </w:rPr>
-        <w:t>Trianing</w:t>
-      </w:r>
-      <w:proofErr w:type="spellEnd"/>
-      <w:r>
-        <w:rPr>
-          <w:rFonts w:ascii="TH Sarabun New" w:eastAsia="TH Sarabun PSK" w:hAnsi="TH Sarabun New" w:cs="TH Sarabun New"/>
-          <w:color w:val="000000"/>
-        </w:rPr>
-        <w:t xml:space="preserve"> Reserve  </w:t>
+      <w:r>
+        <w:rPr>
+          <w:rFonts w:ascii="TH Sarabun New" w:eastAsia="TH Sarabun PSK" w:hAnsi="TH Sarabun New" w:cs="TH Sarabun New"/>
+          <w:color w:val="000000"/>
+        </w:rPr>
+        <w:t xml:space="preserve">Smart </w:t>
+      </w:r>
+      <w:r>
+        <w:rPr>
+          <w:rFonts w:ascii="TH Sarabun New" w:eastAsia="TH Sarabun PSK" w:hAnsi="TH Sarabun New" w:cs="TH Sarabun New"/>
+          <w:color w:val="000000"/>
+          <w:lang w:val="en-US"/>
+        </w:rPr>
+        <w:t>Assignment</w:t>
+      </w:r>
+      <w:r>
+        <w:rPr>
+          <w:rFonts w:ascii="TH Sarabun New" w:eastAsia="TH Sarabun PSK" w:hAnsi="TH Sarabun New" w:cs="TH Sarabun New"/>
+          <w:color w:val="000000"/>
+        </w:rPr>
+        <w:t xml:space="preserve">  </w:t>
       </w:r>
       <w:r>
         <w:rPr>
@@ -1206,15 +1228,7 @@
           <w:rFonts w:ascii="TH Sarabun New" w:eastAsia="TH Sarabun PSK" w:hAnsi="TH Sarabun New" w:cs="TH Sarabun New"/>
           <w:color w:val="000000"/>
         </w:rPr>
-        <w:t>ร.ศ.</w:t>
-      </w:r>
-      <w:proofErr w:type="gramStart"/>
-      <w:r>
-        <w:rPr>
-          <w:rFonts w:ascii="TH Sarabun New" w:eastAsia="TH Sarabun PSK" w:hAnsi="TH Sarabun New" w:cs="TH Sarabun New"/>
-          <w:color w:val="000000"/>
-        </w:rPr>
-        <w:t>รังสิต</w:t>
+        <w:t>ร.ศ.รังสิต</w:t>
       </w:r>
       <w:proofErr w:type="spellEnd"/>
       <w:r>
@@ -1233,7 +1247,6 @@
         <w:t>ศิริรังษี</w:t>
       </w:r>
       <w:proofErr w:type="spellEnd"/>
-      <w:proofErr w:type="gramEnd"/>
       <w:r>
         <w:rPr>
           <w:rFonts w:ascii="TH Sarabun New" w:eastAsia="TH Sarabun PSK" w:hAnsi="TH Sarabun New" w:cs="TH Sarabun New"/>
@@ -1242,7 +1255,6 @@
         <w:t xml:space="preserve">. </w:t>
       </w:r>
       <w:proofErr w:type="spellStart"/>
-      <w:proofErr w:type="gramStart"/>
       <w:r>
         <w:rPr>
           <w:rFonts w:ascii="TH Sarabun New" w:eastAsia="TH Sarabun PSK" w:hAnsi="TH Sarabun New" w:cs="TH Sarabun New"/>
@@ -1251,7 +1263,6 @@
         <w:t>การวิเคราะห์และออกแบบระบบด้วยยูเอ็มแอล.พิมพ์ครั้งที่</w:t>
       </w:r>
       <w:proofErr w:type="spellEnd"/>
-      <w:proofErr w:type="gramEnd"/>
       <w:r>
         <w:rPr>
           <w:rFonts w:ascii="TH Sarabun New" w:eastAsia="TH Sarabun PSK" w:hAnsi="TH Sarabun New" w:cs="TH Sarabun New"/>
@@ -1330,31 +1341,7 @@
           <w:rFonts w:ascii="TH Sarabun New" w:eastAsia="TH Sarabun PSK" w:hAnsi="TH Sarabun New" w:cs="TH Sarabun New"/>
           <w:color w:val="000000"/>
         </w:rPr>
-        <w:t xml:space="preserve">Fowler, </w:t>
-      </w:r>
-      <w:proofErr w:type="gramStart"/>
-      <w:r>
-        <w:rPr>
-          <w:rFonts w:ascii="TH Sarabun New" w:eastAsia="TH Sarabun PSK" w:hAnsi="TH Sarabun New" w:cs="TH Sarabun New"/>
-          <w:color w:val="000000"/>
-        </w:rPr>
-        <w:t>Martin ;</w:t>
-      </w:r>
-      <w:proofErr w:type="gramEnd"/>
-      <w:r>
-        <w:rPr>
-          <w:rFonts w:ascii="TH Sarabun New" w:eastAsia="TH Sarabun PSK" w:hAnsi="TH Sarabun New" w:cs="TH Sarabun New"/>
-          <w:color w:val="000000"/>
-        </w:rPr>
-        <w:t xml:space="preserve"> Scott, Kendal. (1999</w:t>
-      </w:r>
-      <w:proofErr w:type="gramStart"/>
-      <w:r>
-        <w:rPr>
-          <w:rFonts w:ascii="TH Sarabun New" w:eastAsia="TH Sarabun PSK" w:hAnsi="TH Sarabun New" w:cs="TH Sarabun New"/>
-          <w:color w:val="000000"/>
-        </w:rPr>
-        <w:t xml:space="preserve">)  </w:t>
+        <w:t xml:space="preserve">Fowler, Martin ; Scott, Kendal. (1999)  </w:t>
       </w:r>
       <w:r>
         <w:rPr>
@@ -1365,9 +1352,15 @@
           <w:iCs/>
           <w:color w:val="000000"/>
         </w:rPr>
-        <w:t>UML</w:t>
-      </w:r>
-      <w:proofErr w:type="gramEnd"/>
+        <w:t xml:space="preserve">UML Distilled </w:t>
+      </w:r>
+      <w:r>
+        <w:rPr>
+          <w:rFonts w:ascii="TH Sarabun New" w:eastAsia="TH Sarabun PSK" w:hAnsi="TH Sarabun New" w:cs="TH Sarabun New"/>
+          <w:color w:val="000000"/>
+        </w:rPr>
+        <w:t>:</w:t>
+      </w:r>
       <w:r>
         <w:rPr>
           <w:rFonts w:ascii="TH Sarabun New" w:eastAsia="TH Sarabun PSK" w:hAnsi="TH Sarabun New" w:cs="TH Sarabun New"/>
@@ -1377,10 +1370,19 @@
           <w:iCs/>
           <w:color w:val="000000"/>
         </w:rPr>
-        <w:t xml:space="preserve"> </w:t>
-      </w:r>
-      <w:proofErr w:type="gramStart"/>
-      <w:r>
+        <w:t xml:space="preserve">  </w:t>
+      </w:r>
+      <w:r>
+        <w:rPr>
+          <w:rFonts w:ascii="TH Sarabun New" w:eastAsia="TH Sarabun PSK" w:hAnsi="TH Sarabun New" w:cs="TH Sarabun New"/>
+          <w:color w:val="000000"/>
+        </w:rPr>
+        <w:t xml:space="preserve">Second Edition.  Addison-Wesley Publishing Company. </w:t>
+      </w:r>
+    </w:p>
+    <w:p>
+      <w:pPr>
+        <w:ind w:firstLine="720"/>
         <w:rPr>
           <w:rFonts w:ascii="TH Sarabun New" w:eastAsia="TH Sarabun PSK" w:hAnsi="TH Sarabun New" w:cs="TH Sarabun New"/>
           <w:b/>
@@ -1389,16 +1391,14 @@
           <w:iCs/>
           <w:color w:val="000000"/>
         </w:rPr>
-        <w:t xml:space="preserve">Distilled </w:t>
-      </w:r>
-      <w:r>
-        <w:rPr>
-          <w:rFonts w:ascii="TH Sarabun New" w:eastAsia="TH Sarabun PSK" w:hAnsi="TH Sarabun New" w:cs="TH Sarabun New"/>
-          <w:color w:val="000000"/>
-        </w:rPr>
-        <w:t>:</w:t>
-      </w:r>
-      <w:proofErr w:type="gramEnd"/>
+      </w:pPr>
+      <w:r>
+        <w:rPr>
+          <w:rFonts w:ascii="TH Sarabun New" w:eastAsia="TH Sarabun PSK" w:hAnsi="TH Sarabun New" w:cs="TH Sarabun New"/>
+          <w:color w:val="000000"/>
+        </w:rPr>
+        <w:t xml:space="preserve">Rosenberg, Doug ; Scott, Kendall.(2001) </w:t>
+      </w:r>
       <w:r>
         <w:rPr>
           <w:rFonts w:ascii="TH Sarabun New" w:eastAsia="TH Sarabun PSK" w:hAnsi="TH Sarabun New" w:cs="TH Sarabun New"/>
@@ -1408,135 +1408,21 @@
           <w:iCs/>
           <w:color w:val="000000"/>
         </w:rPr>
-        <w:t xml:space="preserve">  </w:t>
-      </w:r>
-      <w:r>
-        <w:rPr>
-          <w:rFonts w:ascii="TH Sarabun New" w:eastAsia="TH Sarabun PSK" w:hAnsi="TH Sarabun New" w:cs="TH Sarabun New"/>
-          <w:color w:val="000000"/>
-        </w:rPr>
-        <w:t xml:space="preserve">Second Edition.  Addison-Wesley Publishing Company. </w:t>
-      </w:r>
-    </w:p>
-    <w:p>
-      <w:pPr>
-        <w:ind w:firstLine="720"/>
-        <w:rPr>
-          <w:rFonts w:ascii="TH Sarabun New" w:eastAsia="TH Sarabun PSK" w:hAnsi="TH Sarabun New" w:cs="TH Sarabun New"/>
-          <w:b/>
-          <w:bCs/>
-          <w:i/>
-          <w:iCs/>
-          <w:color w:val="000000"/>
-        </w:rPr>
-      </w:pPr>
-      <w:r>
-        <w:rPr>
-          <w:rFonts w:ascii="TH Sarabun New" w:eastAsia="TH Sarabun PSK" w:hAnsi="TH Sarabun New" w:cs="TH Sarabun New"/>
-          <w:color w:val="000000"/>
-        </w:rPr>
-        <w:t xml:space="preserve">Rosenberg, </w:t>
-      </w:r>
-      <w:proofErr w:type="gramStart"/>
-      <w:r>
-        <w:rPr>
-          <w:rFonts w:ascii="TH Sarabun New" w:eastAsia="TH Sarabun PSK" w:hAnsi="TH Sarabun New" w:cs="TH Sarabun New"/>
-          <w:color w:val="000000"/>
-        </w:rPr>
-        <w:t>Doug ;</w:t>
-      </w:r>
-      <w:proofErr w:type="gramEnd"/>
-      <w:r>
-        <w:rPr>
-          <w:rFonts w:ascii="TH Sarabun New" w:eastAsia="TH Sarabun PSK" w:hAnsi="TH Sarabun New" w:cs="TH Sarabun New"/>
-          <w:color w:val="000000"/>
-        </w:rPr>
-        <w:t xml:space="preserve"> Scott, </w:t>
-      </w:r>
-      <w:proofErr w:type="gramStart"/>
-      <w:r>
-        <w:rPr>
-          <w:rFonts w:ascii="TH Sarabun New" w:eastAsia="TH Sarabun PSK" w:hAnsi="TH Sarabun New" w:cs="TH Sarabun New"/>
-          <w:color w:val="000000"/>
-        </w:rPr>
-        <w:t>Kendall.(</w:t>
-      </w:r>
-      <w:proofErr w:type="gramEnd"/>
-      <w:r>
-        <w:rPr>
-          <w:rFonts w:ascii="TH Sarabun New" w:eastAsia="TH Sarabun PSK" w:hAnsi="TH Sarabun New" w:cs="TH Sarabun New"/>
-          <w:color w:val="000000"/>
-        </w:rPr>
-        <w:t xml:space="preserve">2001) </w:t>
-      </w:r>
-      <w:r>
-        <w:rPr>
-          <w:rFonts w:ascii="TH Sarabun New" w:eastAsia="TH Sarabun PSK" w:hAnsi="TH Sarabun New" w:cs="TH Sarabun New"/>
-          <w:b/>
-          <w:bCs/>
-          <w:i/>
-          <w:iCs/>
-          <w:color w:val="000000"/>
-        </w:rPr>
-        <w:t xml:space="preserve">Applying Use Case Driven Object Modeling with UML: An Annotated </w:t>
-      </w:r>
-      <w:proofErr w:type="gramStart"/>
-      <w:r>
-        <w:rPr>
-          <w:rFonts w:ascii="TH Sarabun New" w:eastAsia="TH Sarabun PSK" w:hAnsi="TH Sarabun New" w:cs="TH Sarabun New"/>
-          <w:b/>
-          <w:bCs/>
-          <w:i/>
-          <w:iCs/>
-          <w:color w:val="000000"/>
-        </w:rPr>
-        <w:t>e-Commerce</w:t>
-      </w:r>
-      <w:proofErr w:type="gramEnd"/>
-      <w:r>
-        <w:rPr>
-          <w:rFonts w:ascii="TH Sarabun New" w:eastAsia="TH Sarabun PSK" w:hAnsi="TH Sarabun New" w:cs="TH Sarabun New"/>
-          <w:b/>
-          <w:bCs/>
-          <w:i/>
-          <w:iCs/>
-          <w:color w:val="000000"/>
-        </w:rPr>
-        <w:t xml:space="preserve"> </w:t>
-      </w:r>
-      <w:proofErr w:type="gramStart"/>
-      <w:r>
-        <w:rPr>
-          <w:rFonts w:ascii="TH Sarabun New" w:eastAsia="TH Sarabun PSK" w:hAnsi="TH Sarabun New" w:cs="TH Sarabun New"/>
-          <w:b/>
-          <w:bCs/>
-          <w:i/>
-          <w:iCs/>
-          <w:color w:val="000000"/>
-        </w:rPr>
-        <w:t>Example</w:t>
-      </w:r>
-      <w:r>
-        <w:rPr>
-          <w:rFonts w:ascii="TH Sarabun New" w:eastAsia="TH Sarabun PSK" w:hAnsi="TH Sarabun New" w:cs="TH Sarabun New"/>
-          <w:color w:val="000000"/>
-        </w:rPr>
-        <w:t xml:space="preserve"> ;</w:t>
-      </w:r>
-      <w:proofErr w:type="gramEnd"/>
-      <w:r>
-        <w:rPr>
-          <w:rFonts w:ascii="TH Sarabun New" w:eastAsia="TH Sarabun PSK" w:hAnsi="TH Sarabun New" w:cs="TH Sarabun New"/>
-          <w:color w:val="000000"/>
-        </w:rPr>
-        <w:t xml:space="preserve"> Addison-Wesley Publishing Company.</w:t>
+        <w:t>Applying Use Case Driven Object Modeling with UML: An Annotated e-Commerce Example</w:t>
+      </w:r>
+      <w:r>
+        <w:rPr>
+          <w:rFonts w:ascii="TH Sarabun New" w:eastAsia="TH Sarabun PSK" w:hAnsi="TH Sarabun New" w:cs="TH Sarabun New"/>
+          <w:color w:val="000000"/>
+        </w:rPr>
+        <w:t xml:space="preserve"> ; Addison-Wesley Publishing Company.</w:t>
       </w:r>
     </w:p>
     <w:p>
       <w:pPr>
         <w:widowControl/>
         <w:rPr>
-          <w:rFonts w:ascii="TH Sarabun New" w:eastAsia="TH Sarabun PSK" w:hAnsi="TH Sarabun New" w:cs="TH Sarabun New" w:hint="cs"/>
+          <w:rFonts w:ascii="TH Sarabun New" w:eastAsia="TH Sarabun PSK" w:hAnsi="TH Sarabun New" w:cs="TH Sarabun New"/>
           <w:b/>
           <w:bCs/>
           <w:color w:val="000000"/>
@@ -1933,21 +1819,12 @@
               <w:rFonts w:ascii="TH Sarabun New" w:eastAsia="TH Sarabun PSK" w:hAnsi="TH Sarabun New" w:cs="TH Sarabun New"/>
             </w:rPr>
           </w:pPr>
-          <w:proofErr w:type="gramStart"/>
           <w:r>
             <w:rPr>
               <w:rFonts w:ascii="TH Sarabun New" w:eastAsia="TH Sarabun PSK" w:hAnsi="TH Sarabun New" w:cs="TH Sarabun New"/>
               <w:color w:val="000000"/>
             </w:rPr>
-            <w:t>Application :</w:t>
-          </w:r>
-          <w:proofErr w:type="gramEnd"/>
-          <w:r>
-            <w:rPr>
-              <w:rFonts w:ascii="TH Sarabun New" w:eastAsia="TH Sarabun PSK" w:hAnsi="TH Sarabun New" w:cs="TH Sarabun New"/>
-              <w:color w:val="000000"/>
-            </w:rPr>
-            <w:t xml:space="preserve"> </w:t>
+            <w:t xml:space="preserve">Application : </w:t>
           </w:r>
           <w:r>
             <w:rPr>
@@ -2118,19 +1995,11 @@
             </w:rPr>
             <w:t xml:space="preserve"> </w:t>
           </w:r>
-          <w:proofErr w:type="gramStart"/>
           <w:r>
             <w:rPr>
               <w:rFonts w:ascii="TH Sarabun New" w:eastAsia="Sarabun" w:hAnsi="TH Sarabun New" w:cs="TH Sarabun New"/>
             </w:rPr>
-            <w:t>1.นายชโยดม</w:t>
-          </w:r>
-          <w:proofErr w:type="gramEnd"/>
-          <w:r>
-            <w:rPr>
-              <w:rFonts w:ascii="TH Sarabun New" w:eastAsia="Sarabun" w:hAnsi="TH Sarabun New" w:cs="TH Sarabun New"/>
-            </w:rPr>
-            <w:t xml:space="preserve"> </w:t>
+            <w:t xml:space="preserve">1.นายชโยดม </w:t>
           </w:r>
           <w:proofErr w:type="spellStart"/>
           <w:r>
@@ -2144,16 +2013,8 @@
             <w:rPr>
               <w:rFonts w:ascii="TH Sarabun New" w:eastAsia="Sarabun" w:hAnsi="TH Sarabun New" w:cs="TH Sarabun New"/>
             </w:rPr>
-            <w:t xml:space="preserve"> </w:t>
+            <w:t xml:space="preserve"> 2.นายชัชวาลตาจา</w:t>
           </w:r>
-          <w:proofErr w:type="gramStart"/>
-          <w:r>
-            <w:rPr>
-              <w:rFonts w:ascii="TH Sarabun New" w:eastAsia="Sarabun" w:hAnsi="TH Sarabun New" w:cs="TH Sarabun New"/>
-            </w:rPr>
-            <w:t>2.นายชัชวาลตาจา</w:t>
-          </w:r>
-          <w:proofErr w:type="gramEnd"/>
         </w:p>
       </w:tc>
       <w:tc>
@@ -3155,6 +3016,7 @@
   <w:style w:type="character" w:default="1" w:styleId="DefaultParagraphFont">
     <w:name w:val="Default Paragraph Font"/>
     <w:uiPriority w:val="1"/>
+    <w:semiHidden/>
     <w:unhideWhenUsed/>
   </w:style>
   <w:style w:type="table" w:default="1" w:styleId="TableNormal">
